--- a/word/017 - Clustering.docx
+++ b/word/017 - Clustering.docx
@@ -88,7 +88,13 @@
         <w:t>together</w:t>
       </w:r>
       <w:r>
-        <w:t>, and if so, along</w:t>
+        <w:t xml:space="preserve"> and</w:t>
+      </w:r>
+      <w:r>
+        <w:t>,</w:t>
+      </w:r>
+      <w:r>
+        <w:t xml:space="preserve"> if so, along</w:t>
       </w:r>
       <w:r>
         <w:t xml:space="preserve"> </w:t>
@@ -124,7 +130,13 @@
         <w:t xml:space="preserve"> </w:t>
       </w:r>
       <w:r>
-        <w:t>As pointed out, traditional machine learning methods are gradually replaced by the neural network implementation counterparts.</w:t>
+        <w:t>As pointed out, traditional machine learning methods are gradually replaced by the</w:t>
+      </w:r>
+      <w:r>
+        <w:t>ir</w:t>
+      </w:r>
+      <w:r>
+        <w:t xml:space="preserve"> neural network implementation counterparts.</w:t>
       </w:r>
       <w:r>
         <w:t xml:space="preserve"> </w:t>
@@ -136,7 +148,25 @@
         <w:t xml:space="preserve"> </w:t>
       </w:r>
       <w:r>
-        <w:t xml:space="preserve">Relying too much on neural networks to find a useful solution without a good understanding of the data, obscures serious flaws, biases, </w:t>
+        <w:t xml:space="preserve">Relying too much on neural networks to find a </w:t>
+      </w:r>
+      <w:r>
+        <w:t>practical</w:t>
+      </w:r>
+      <w:r>
+        <w:t xml:space="preserve"> solution without </w:t>
+      </w:r>
+      <w:r>
+        <w:t>understanding</w:t>
+      </w:r>
+      <w:r>
+        <w:t xml:space="preserve"> the d</w:t>
+      </w:r>
+      <w:r>
+        <w:t>a</w:t>
+      </w:r>
+      <w:r>
+        <w:t xml:space="preserve">ta obscures serious flaws, biases, </w:t>
       </w:r>
       <w:r>
         <w:t>shortcomings,</w:t>
@@ -151,10 +181,13 @@
         <w:t xml:space="preserve"> </w:t>
       </w:r>
       <w:r>
-        <w:t>Clustering is not typically something neural networks are specifically designed for.</w:t>
-      </w:r>
-      <w:r>
-        <w:t xml:space="preserve"> </w:t>
+        <w:t>We typically do not design neural networks to perform c</w:t>
+      </w:r>
+      <w:r>
+        <w:t>lustering</w:t>
+      </w:r>
+      <w:r>
+        <w:t xml:space="preserve">. </w:t>
       </w:r>
       <w:r>
         <w:t xml:space="preserve">However, depending on the design and </w:t>
@@ -205,13 +238,19 @@
         <w:t xml:space="preserve"> </w:t>
       </w:r>
       <w:r>
-        <w:t>As before, it is generally a good idea to start exploring a novel data set with some of the conventional tools, as they are easy to implement</w:t>
-      </w:r>
-      <w:r>
-        <w:t xml:space="preserve"> </w:t>
-      </w:r>
-      <w:r>
-        <w:t xml:space="preserve">and can already provide some keys insights. </w:t>
+        <w:t>As before, it is generally a good idea to start exploring a novel data set with some conventional tools, as they are easy to implement</w:t>
+      </w:r>
+      <w:r>
+        <w:t xml:space="preserve"> </w:t>
+      </w:r>
+      <w:r>
+        <w:t xml:space="preserve">and can already provide </w:t>
+      </w:r>
+      <w:r>
+        <w:t>critical</w:t>
+      </w:r>
+      <w:r>
+        <w:t xml:space="preserve"> insights. </w:t>
       </w:r>
     </w:p>
     <w:p/>
@@ -385,7 +424,21 @@
                 <w:sz w:val="16"/>
                 <w:szCs w:val="16"/>
               </w:rPr>
-              <w:t xml:space="preserve">Members on the outside are exposed to the elements and will push themselves towards the center, making each cluster move and spin around its axis. </w:t>
+              <w:t xml:space="preserve">Members on the outside are exposed to the elements and will push themselves </w:t>
+            </w:r>
+            <w:r>
+              <w:rPr>
+                <w:sz w:val="16"/>
+                <w:szCs w:val="16"/>
+              </w:rPr>
+              <w:t>toward</w:t>
+            </w:r>
+            <w:r>
+              <w:rPr>
+                <w:sz w:val="16"/>
+                <w:szCs w:val="16"/>
+              </w:rPr>
+              <w:t xml:space="preserve"> the center, making each cluster move and spin around its axis. </w:t>
             </w:r>
           </w:p>
         </w:tc>
@@ -416,7 +469,19 @@
     </w:p>
     <w:p>
       <w:r>
-        <w:t>As with all machine learning algorithms, it is important to understand the geometry of the space your data lives in.</w:t>
+        <w:t xml:space="preserve">As with all machine learning algorithms, it is important to understand the geometry of </w:t>
+      </w:r>
+      <w:r>
+        <w:t xml:space="preserve">the </w:t>
+      </w:r>
+      <w:r>
+        <w:t xml:space="preserve">space your data </w:t>
+      </w:r>
+      <w:r>
+        <w:t>occupies</w:t>
+      </w:r>
+      <w:r>
+        <w:t>.</w:t>
       </w:r>
       <w:r>
         <w:t xml:space="preserve"> </w:t>
@@ -482,7 +547,13 @@
         <w:t>its</w:t>
       </w:r>
       <w:r>
-        <w:t xml:space="preserve"> distance to that cluster is the shortest distance compared the distances of the same point to all other identified clusters and </w:t>
+        <w:t xml:space="preserve"> distance to that cluster is the shortest distance compared </w:t>
+      </w:r>
+      <w:r>
+        <w:t xml:space="preserve">to </w:t>
+      </w:r>
+      <w:r>
+        <w:t xml:space="preserve">the distances of the same point to all other identified clusters and </w:t>
       </w:r>
       <w:r>
         <w:t>2</w:t>
@@ -512,11 +583,11 @@
         <w:t xml:space="preserve"> </w:t>
       </w:r>
       <w:r>
-        <w:t xml:space="preserve">For example, some algorithms (e.g., DBSCAN) consider clusters as regions of the data space where the density of points is </w:t>
+        <w:t xml:space="preserve">For example, some algorithms (e.g., DBSCAN) consider clusters as regions of the data space where the density of </w:t>
       </w:r>
       <w:r>
         <w:lastRenderedPageBreak/>
-        <w:t>greater than some other region or baseline.</w:t>
+        <w:t>points is greater than some other region or baseline.</w:t>
       </w:r>
       <w:r>
         <w:t xml:space="preserve"> </w:t>
@@ -528,7 +599,10 @@
         <w:t xml:space="preserve">a </w:t>
       </w:r>
       <w:r>
-        <w:t>graph centric approach and define clusters as data points that share a greater connectivity than other parts of the graph.</w:t>
+        <w:t>graph-centric</w:t>
+      </w:r>
+      <w:r>
+        <w:t xml:space="preserve"> approach and define clusters as data points that share greater connectivity than other parts of the graph.</w:t>
       </w:r>
       <w:r>
         <w:t xml:space="preserve"> </w:t>
@@ -639,10 +713,10 @@
         <w:t xml:space="preserve">Euclidean geometry, </w:t>
       </w:r>
       <w:r>
-        <w:t>such a</w:t>
-      </w:r>
-      <w:r>
-        <w:t xml:space="preserve"> geometry can be misleading when applied to the space </w:t>
+        <w:t xml:space="preserve">such </w:t>
+      </w:r>
+      <w:r>
+        <w:t xml:space="preserve">geometry can be misleading when applied to the space </w:t>
       </w:r>
       <w:r>
         <w:t>inhabited</w:t>
@@ -714,7 +788,19 @@
         <w:t>cautious</w:t>
       </w:r>
       <w:r>
-        <w:t xml:space="preserve"> to assume </w:t>
+        <w:t xml:space="preserve"> </w:t>
+      </w:r>
+      <w:r>
+        <w:t>about</w:t>
+      </w:r>
+      <w:r>
+        <w:t xml:space="preserve"> </w:t>
+      </w:r>
+      <w:r>
+        <w:t>assuming</w:t>
+      </w:r>
+      <w:r>
+        <w:t xml:space="preserve"> </w:t>
       </w:r>
       <w:r>
         <w:t>Euclidean</w:t>
@@ -997,7 +1083,7 @@
         <w:t>Suppose</w:t>
       </w:r>
       <w:r>
-        <w:t xml:space="preserve"> we were to compute a measure of the difference in angle between these two vectors, using cosine dissimilarity</w:t>
+        <w:t xml:space="preserve"> we were to compute a measure of the difference in angle between these two vectors using cosine dissimilarity</w:t>
       </w:r>
       <w:r>
         <w:t>. In that case,</w:t>
@@ -1030,7 +1116,7 @@
         <w:t>not random</w:t>
       </w:r>
       <w:r>
-        <w:t>, but simply undefined or zero</w:t>
+        <w:t xml:space="preserve"> but simply undefined or zero</w:t>
       </w:r>
       <w:r>
         <w:t>.</w:t>
@@ -1051,7 +1137,13 @@
         <w:t xml:space="preserve"> </w:t>
       </w:r>
       <w:r>
-        <w:t>Consider Netflix for example.</w:t>
+        <w:t>Consider Netflix</w:t>
+      </w:r>
+      <w:r>
+        <w:t>,</w:t>
+      </w:r>
+      <w:r>
+        <w:t xml:space="preserve"> for example.</w:t>
       </w:r>
       <w:r>
         <w:t xml:space="preserve"> </w:t>
@@ -1063,7 +1155,16 @@
         <w:t>recommend</w:t>
       </w:r>
       <w:r>
-        <w:t xml:space="preserve"> movie to you based on your </w:t>
+        <w:t xml:space="preserve"> certain</w:t>
+      </w:r>
+      <w:r>
+        <w:t xml:space="preserve"> movie</w:t>
+      </w:r>
+      <w:r>
+        <w:t>s</w:t>
+      </w:r>
+      <w:r>
+        <w:t xml:space="preserve"> based on your </w:t>
       </w:r>
       <w:r>
         <w:t>similarity</w:t>
@@ -1081,10 +1182,10 @@
         <w:t xml:space="preserve"> </w:t>
       </w:r>
       <w:r>
-        <w:t xml:space="preserve">If you and some other </w:t>
-      </w:r>
-      <w:r>
-        <w:t>people</w:t>
+        <w:t xml:space="preserve">If you and </w:t>
+      </w:r>
+      <w:r>
+        <w:t>others</w:t>
       </w:r>
       <w:r>
         <w:t xml:space="preserve"> have watched and liked the same movies</w:t>
@@ -1093,11 +1194,11 @@
         <w:t>,</w:t>
       </w:r>
       <w:r>
-        <w:t xml:space="preserve"> a movie the other </w:t>
+        <w:t xml:space="preserve"> a movie the other person has </w:t>
       </w:r>
       <w:r>
         <w:lastRenderedPageBreak/>
-        <w:t xml:space="preserve">person has seen (and rated favorably) will </w:t>
+        <w:t xml:space="preserve">seen (and rated favorably) will </w:t>
       </w:r>
       <w:r>
         <w:t xml:space="preserve">probably </w:t>
@@ -1154,7 +1255,13 @@
         <w:t xml:space="preserve"> </w:t>
       </w:r>
       <w:r>
-        <w:t xml:space="preserve">Family histories of cancer might be missing completely, or </w:t>
+        <w:t xml:space="preserve">Family histories of cancer might be missing </w:t>
+      </w:r>
+      <w:r>
+        <w:t>entirely</w:t>
+      </w:r>
+      <w:r>
+        <w:t xml:space="preserve"> or </w:t>
       </w:r>
       <w:r>
         <w:t>untrustworthy</w:t>
@@ -1199,7 +1306,13 @@
     <w:bookmarkEnd w:id="3"/>
     <w:p>
       <w:r>
-        <w:t>Although distance seems like a natural metrics to use to find and define clusters, it is far from the only approach.</w:t>
+        <w:t xml:space="preserve">Although distance seems </w:t>
+      </w:r>
+      <w:r>
+        <w:t>a natural metric</w:t>
+      </w:r>
+      <w:r>
+        <w:t xml:space="preserve"> to find and define clusters, it is far from the only approach.</w:t>
       </w:r>
       <w:r>
         <w:t xml:space="preserve"> </w:t>
@@ -1235,7 +1348,13 @@
         <w:t xml:space="preserve"> </w:t>
       </w:r>
       <w:r>
-        <w:t xml:space="preserve">In other case, though, </w:t>
+        <w:t xml:space="preserve">In </w:t>
+      </w:r>
+      <w:r>
+        <w:t>other cases</w:t>
+      </w:r>
+      <w:r>
+        <w:t xml:space="preserve">, though, </w:t>
       </w:r>
       <w:r>
         <w:t>h</w:t>
@@ -1325,7 +1444,10 @@
         <w:t xml:space="preserve"> </w:t>
       </w:r>
       <w:r>
-        <w:t xml:space="preserve">To differentiate between these approaches, we will use the three algorithms most closely associated with distance, </w:t>
+        <w:t>We</w:t>
+      </w:r>
+      <w:r>
+        <w:t xml:space="preserve"> will use the three algorithms most closely associated with distance, </w:t>
       </w:r>
       <w:r>
         <w:t>distribution,</w:t>
@@ -1340,13 +1462,22 @@
         <w:t xml:space="preserve"> methods</w:t>
       </w:r>
       <w:r>
+        <w:t xml:space="preserve"> to differentiate between these approaches</w:t>
+      </w:r>
+      <w:r>
         <w:t>: K-means</w:t>
       </w:r>
       <w:r>
         <w:t xml:space="preserve">, gaussian mixture models </w:t>
       </w:r>
       <w:r>
-        <w:t xml:space="preserve">(GMMs) </w:t>
+        <w:t>(GMMs)</w:t>
+      </w:r>
+      <w:r>
+        <w:t>,</w:t>
+      </w:r>
+      <w:r>
+        <w:t xml:space="preserve"> </w:t>
       </w:r>
       <w:r>
         <w:t>and DBSCAN.</w:t>
@@ -1364,29 +1495,32 @@
         <w:t xml:space="preserve"> clustering methods, as they are discussed in much greater detail </w:t>
       </w:r>
       <w:r>
+        <w:t>later</w:t>
+      </w:r>
+      <w:r>
+        <w:t xml:space="preserve"> in a chapter </w:t>
+      </w:r>
+      <w:r>
+        <w:t>devoted entirely</w:t>
+      </w:r>
+      <w:r>
+        <w:t xml:space="preserve"> to graph and network theory.</w:t>
+      </w:r>
+      <w:r>
+        <w:t xml:space="preserve"> </w:t>
+      </w:r>
+      <w:r>
+        <w:t>K-means and GMMs use a</w:t>
+      </w:r>
+      <w:r>
+        <w:t>n</w:t>
+      </w:r>
+      <w:r>
+        <w:t xml:space="preserve"> </w:t>
+      </w:r>
+      <w:r>
         <w:lastRenderedPageBreak/>
-        <w:t>later</w:t>
-      </w:r>
-      <w:r>
-        <w:t xml:space="preserve">, in a chapter devoted </w:t>
-      </w:r>
-      <w:r>
-        <w:t>completely</w:t>
-      </w:r>
-      <w:r>
-        <w:t xml:space="preserve"> to graph and network theory.</w:t>
-      </w:r>
-      <w:r>
-        <w:t xml:space="preserve"> </w:t>
-      </w:r>
-      <w:r>
-        <w:t>K-means and GMMs use a</w:t>
-      </w:r>
-      <w:r>
-        <w:t>n</w:t>
-      </w:r>
-      <w:r>
-        <w:t xml:space="preserve"> iterative fitting method called </w:t>
+        <w:t xml:space="preserve">iterative fitting method called </w:t>
       </w:r>
       <w:r>
         <w:t>Expectation</w:t>
@@ -1461,7 +1595,13 @@
         <w:t xml:space="preserve"> and how to </w:t>
       </w:r>
       <w:r>
-        <w:t xml:space="preserve">set certain parameters to </w:t>
+        <w:t xml:space="preserve">set </w:t>
+      </w:r>
+      <w:r>
+        <w:t>specific</w:t>
+      </w:r>
+      <w:r>
+        <w:t xml:space="preserve"> parameters to </w:t>
       </w:r>
       <w:r>
         <w:t>maximize</w:t>
@@ -1479,19 +1619,13 @@
         <w:t>will</w:t>
       </w:r>
       <w:r>
-        <w:t xml:space="preserve"> finish </w:t>
-      </w:r>
-      <w:r>
-        <w:t>by briefly discussing</w:t>
-      </w:r>
-      <w:r>
-        <w:t xml:space="preserve"> other </w:t>
-      </w:r>
-      <w:r>
-        <w:t>types</w:t>
-      </w:r>
-      <w:r>
-        <w:t xml:space="preserve"> of clustering algorithms you </w:t>
+        <w:t xml:space="preserve"> </w:t>
+      </w:r>
+      <w:r>
+        <w:t>briefly discuss</w:t>
+      </w:r>
+      <w:r>
+        <w:t xml:space="preserve"> other clustering algorithms you </w:t>
       </w:r>
       <w:r>
         <w:t>might</w:t>
@@ -1558,7 +1692,10 @@
     <w:bookmarkEnd w:id="5"/>
     <w:p>
       <w:r>
-        <w:t>EM methods are used in many different contexts, outside of clustering and machine learning.</w:t>
+        <w:t xml:space="preserve">We use </w:t>
+      </w:r>
+      <w:r>
+        <w:t>EM methods in many contexts outside of clustering and machine learning.</w:t>
       </w:r>
       <w:r>
         <w:t xml:space="preserve"> </w:t>
@@ -1627,10 +1764,10 @@
         <w:t>like</w:t>
       </w:r>
       <w:r>
-        <w:t xml:space="preserve"> eye-</w:t>
-      </w:r>
-      <w:r>
-        <w:t>color</w:t>
+        <w:t xml:space="preserve"> </w:t>
+      </w:r>
+      <w:r>
+        <w:t>eye color</w:t>
       </w:r>
       <w:r>
         <w:t>.</w:t>
@@ -1660,13 +1797,22 @@
         <w:t>parameters</w:t>
       </w:r>
       <w:r>
-        <w:t xml:space="preserve"> when no closed </w:t>
-      </w:r>
-      <w:r>
-        <w:t xml:space="preserve">form </w:t>
-      </w:r>
-      <w:r>
-        <w:t>solution is available.</w:t>
+        <w:t xml:space="preserve"> when no </w:t>
+      </w:r>
+      <w:r>
+        <w:t>closed-form</w:t>
+      </w:r>
+      <w:r>
+        <w:t xml:space="preserve"> </w:t>
+      </w:r>
+      <w:r>
+        <w:t xml:space="preserve">solution </w:t>
+      </w:r>
+      <w:r>
+        <w:t>was</w:t>
+      </w:r>
+      <w:r>
+        <w:t xml:space="preserve"> available.</w:t>
       </w:r>
       <w:r>
         <w:t xml:space="preserve"> </w:t>
@@ -1720,7 +1866,13 @@
         <w:t xml:space="preserve"> </w:t>
       </w:r>
       <w:r>
-        <w:t xml:space="preserve">This the unsupervised aspect that makes clustering very different from supervised </w:t>
+        <w:t xml:space="preserve">This </w:t>
+      </w:r>
+      <w:r>
+        <w:t xml:space="preserve">is </w:t>
+      </w:r>
+      <w:r>
+        <w:t xml:space="preserve">the unsupervised aspect that makes clustering very different from supervised </w:t>
       </w:r>
     </w:p>
     <w:p/>
@@ -1915,7 +2067,13 @@
         <w:t xml:space="preserve"> </w:t>
       </w:r>
       <w:r>
-        <w:t xml:space="preserve">Before each individual enters, we </w:t>
+        <w:t xml:space="preserve">Before each individual </w:t>
+      </w:r>
+      <w:r>
+        <w:t>entered</w:t>
+      </w:r>
+      <w:r>
+        <w:t xml:space="preserve">, we </w:t>
       </w:r>
       <w:r>
         <w:t>gave</w:t>
@@ -1927,7 +2085,13 @@
         <w:t>asked</w:t>
       </w:r>
       <w:r>
-        <w:t xml:space="preserve"> them kindly to place a dot anywhere on the wall, provided it is at their eye height while </w:t>
+        <w:t xml:space="preserve"> them kindly to place a dot anywhere on the wall, provided it </w:t>
+      </w:r>
+      <w:r>
+        <w:t>was</w:t>
+      </w:r>
+      <w:r>
+        <w:t xml:space="preserve"> at their eye height while </w:t>
       </w:r>
       <w:r>
         <w:t>standing</w:t>
@@ -1939,7 +2103,13 @@
         <w:t xml:space="preserve"> </w:t>
       </w:r>
       <w:r>
-        <w:t xml:space="preserve">This dot represents their body height, falling a few inches short (the distance between their eye s and the top of their head), but a good </w:t>
+        <w:t xml:space="preserve">This dot represents their body height, falling a few inches short (the distance between their </w:t>
+      </w:r>
+      <w:r>
+        <w:t>eyes</w:t>
+      </w:r>
+      <w:r>
+        <w:t xml:space="preserve"> and the top of their head), but a good </w:t>
       </w:r>
       <w:r>
         <w:t>representation</w:t>
@@ -1957,13 +2127,25 @@
         <w:t xml:space="preserve"> </w:t>
       </w:r>
       <w:r>
-        <w:t>After a week of painstakingly measuring the height of each dot on the wall we are ready to do our analysis, comparing it with the sex of the person.</w:t>
-      </w:r>
-      <w:r>
-        <w:t xml:space="preserve"> </w:t>
-      </w:r>
-      <w:r>
-        <w:t>It is only then my assistant and I realize our grave mistake.</w:t>
+        <w:t>After a week of painstakingly measuring the height of each dot on the wall</w:t>
+      </w:r>
+      <w:r>
+        <w:t>,</w:t>
+      </w:r>
+      <w:r>
+        <w:t xml:space="preserve"> we are ready to do our analysis, comparing it with the sex of the person.</w:t>
+      </w:r>
+      <w:r>
+        <w:t xml:space="preserve"> </w:t>
+      </w:r>
+      <w:r>
+        <w:t>It is only then my assistant</w:t>
+      </w:r>
+      <w:r>
+        <w:t>,</w:t>
+      </w:r>
+      <w:r>
+        <w:t xml:space="preserve"> and I realize our grave mistake.</w:t>
       </w:r>
       <w:r>
         <w:t xml:space="preserve"> </w:t>
@@ -1978,17 +2160,20 @@
         <w:t xml:space="preserve"> </w:t>
       </w:r>
       <w:r>
-        <w:t xml:space="preserve">Normally, we would compute the mean height of the dot for the men and women </w:t>
+        <w:t>Usually</w:t>
+      </w:r>
+      <w:r>
+        <w:t xml:space="preserve">, we would compute the mean height of the dot for the men and </w:t>
+      </w:r>
+      <w:r>
+        <w:lastRenderedPageBreak/>
+        <w:t xml:space="preserve">women </w:t>
       </w:r>
       <w:r>
         <w:t>separately</w:t>
       </w:r>
       <w:r>
-        <w:t xml:space="preserve">, </w:t>
-      </w:r>
-      <w:r>
-        <w:lastRenderedPageBreak/>
-        <w:t>together with the variance.</w:t>
+        <w:t>, together with the variance.</w:t>
       </w:r>
       <w:r>
         <w:t xml:space="preserve"> </w:t>
@@ -2030,7 +2215,13 @@
         <w:t xml:space="preserve"> </w:t>
       </w:r>
       <w:r>
-        <w:t xml:space="preserve">Expectation-Maximization is a method to estimate the statistical parameters on </w:t>
+        <w:t xml:space="preserve">Expectation-Maximization is a method to estimate the statistical parameters </w:t>
+      </w:r>
+      <w:r>
+        <w:t>of</w:t>
+      </w:r>
+      <w:r>
+        <w:t xml:space="preserve"> </w:t>
       </w:r>
       <w:r>
         <w:t>a user-defined number of processes.</w:t>
@@ -2045,7 +2236,13 @@
         <w:t xml:space="preserve"> </w:t>
       </w:r>
       <w:r>
-        <w:t>If there is sufficient statistical difference between these two processes (</w:t>
+        <w:t xml:space="preserve">If there is </w:t>
+      </w:r>
+      <w:r>
+        <w:t xml:space="preserve">a </w:t>
+      </w:r>
+      <w:r>
+        <w:t>sufficient statistical difference between these two processes (</w:t>
       </w:r>
       <w:r>
         <w:t>i.e.,</w:t>
@@ -2055,6 +2252,9 @@
       </w:r>
       <w:r>
         <w:t>average</w:t>
+      </w:r>
+      <w:r>
+        <w:t>,</w:t>
       </w:r>
       <w:r>
         <w:t xml:space="preserve"> men are statistically taller than their female counterparts), EM can help estimate them.</w:t>
@@ -2144,7 +2344,7 @@
         <w:t>de</w:t>
       </w:r>
       <w:r>
-        <w:t xml:space="preserve">scent, we start with some random set of parameters, or perhaps some </w:t>
+        <w:t xml:space="preserve">scent, we start with some random set of parameters or perhaps some </w:t>
       </w:r>
       <w:r>
         <w:t>educated first guess.</w:t>
@@ -2171,7 +2371,7 @@
         <w:t>algorithm</w:t>
       </w:r>
       <w:r>
-        <w:t xml:space="preserve"> multiple times, under different </w:t>
+        <w:t xml:space="preserve"> multiple times under different </w:t>
       </w:r>
       <w:r>
         <w:t>initial</w:t>
@@ -2518,19 +2718,31 @@
         <w:t xml:space="preserve">' </w:t>
       </w:r>
       <w:r>
-        <w:t>is a big word to causally throw at you, the reader.</w:t>
-      </w:r>
-      <w:r>
-        <w:t xml:space="preserve"> </w:t>
-      </w:r>
-      <w:r>
-        <w:t xml:space="preserve">Hopefully by now, you are </w:t>
+        <w:t xml:space="preserve">is a big word </w:t>
+      </w:r>
+      <w:r>
+        <w:t>to throw at you causally</w:t>
+      </w:r>
+      <w:r>
+        <w:t>, the reader.</w:t>
+      </w:r>
+      <w:r>
+        <w:t xml:space="preserve"> </w:t>
+      </w:r>
+      <w:r>
+        <w:t>Hopefully</w:t>
+      </w:r>
+      <w:r>
+        <w:t>,</w:t>
+      </w:r>
+      <w:r>
+        <w:t xml:space="preserve"> by now, you are </w:t>
       </w:r>
       <w:r>
         <w:t>familiar</w:t>
       </w:r>
       <w:r>
-        <w:t xml:space="preserve"> with the normal, or gaussian distribution and its </w:t>
+        <w:t xml:space="preserve"> with the normal or gaussian distribution and its </w:t>
       </w:r>
       <w:r>
         <w:t>characteristic</w:t>
@@ -2654,7 +2866,10 @@
         <w:t xml:space="preserve"> </w:t>
       </w:r>
       <w:r>
-        <w:t xml:space="preserve">We came </w:t>
+        <w:t>In an early chapter, we</w:t>
+      </w:r>
+      <w:r>
+        <w:t xml:space="preserve"> came </w:t>
       </w:r>
       <w:r>
         <w:t>across</w:t>
@@ -2666,7 +2881,7 @@
         <w:t>scenario</w:t>
       </w:r>
       <w:r>
-        <w:t xml:space="preserve"> in an early chapter </w:t>
+        <w:t xml:space="preserve"> </w:t>
       </w:r>
       <w:r>
         <w:t>where</w:t>
@@ -2690,12 +2905,6 @@
         <w:t>independent</w:t>
       </w:r>
       <w:r>
-        <w:t xml:space="preserve"> from </w:t>
-      </w:r>
-      <w:r>
-        <w:t>each other</w:t>
-      </w:r>
-      <w:r>
         <w:t>.</w:t>
       </w:r>
       <w:r>
@@ -2708,13 +2917,31 @@
         <w:t>scores</w:t>
       </w:r>
       <w:r>
-        <w:t xml:space="preserve"> and IQ, the higher the IQ, the higher the SAT score.</w:t>
-      </w:r>
-      <w:r>
-        <w:t xml:space="preserve"> </w:t>
-      </w:r>
-      <w:r>
-        <w:t>So, in addition to their own variance in isolation we also need estimate the co-variance between them.</w:t>
+        <w:t xml:space="preserve"> and </w:t>
+      </w:r>
+      <w:r>
+        <w:t>IQ</w:t>
+      </w:r>
+      <w:r>
+        <w:t>,</w:t>
+      </w:r>
+      <w:r>
+        <w:t xml:space="preserve"> the</w:t>
+      </w:r>
+      <w:r>
+        <w:t xml:space="preserve"> higher the IQ, the higher the SAT score.</w:t>
+      </w:r>
+      <w:r>
+        <w:t xml:space="preserve"> </w:t>
+      </w:r>
+      <w:r>
+        <w:t>So, in addition to their variance in isolation we also need</w:t>
+      </w:r>
+      <w:r>
+        <w:t xml:space="preserve"> to</w:t>
+      </w:r>
+      <w:r>
+        <w:t xml:space="preserve"> estimate the co-variance between them.</w:t>
       </w:r>
       <w:r>
         <w:t xml:space="preserve"> </w:t>
@@ -2750,7 +2977,13 @@
         <w:t>distribution</w:t>
       </w:r>
       <w:r>
-        <w:t xml:space="preserve"> describes) and a covariance matrix of size n x n, where the elements of </w:t>
+        <w:t xml:space="preserve"> describes) and a covariance matrix of size n x n</w:t>
+      </w:r>
+      <w:r>
+        <w:t>. Where</w:t>
+      </w:r>
+      <w:r>
+        <w:t xml:space="preserve"> the elements of </w:t>
       </w:r>
       <w:r>
         <w:t>diagonal represent the covariance of each dimension with itself, which is the variance.</w:t>
@@ -2864,7 +3097,13 @@
         <w:t>parameters</w:t>
       </w:r>
       <w:r>
-        <w:t xml:space="preserve"> fall below some threshold, in </w:t>
+        <w:t xml:space="preserve"> </w:t>
+      </w:r>
+      <w:r>
+        <w:t>falls</w:t>
+      </w:r>
+      <w:r>
+        <w:t xml:space="preserve"> below some threshold, in </w:t>
       </w:r>
       <w:r>
         <w:t>which</w:t>
@@ -2876,7 +3115,13 @@
         <w:t xml:space="preserve"> </w:t>
       </w:r>
       <w:r>
-        <w:t xml:space="preserve">We realize that this is perhaps a little to abstract to </w:t>
+        <w:t xml:space="preserve">We realize that this is perhaps a little </w:t>
+      </w:r>
+      <w:r>
+        <w:t>too</w:t>
+      </w:r>
+      <w:r>
+        <w:t xml:space="preserve"> abstract to </w:t>
       </w:r>
       <w:r>
         <w:t xml:space="preserve">convey an </w:t>
@@ -2918,11 +3163,7 @@
         <w:t>intuition</w:t>
       </w:r>
       <w:r>
-        <w:t xml:space="preserve"> behind EM but also the </w:t>
-      </w:r>
-      <w:r>
-        <w:lastRenderedPageBreak/>
-        <w:t xml:space="preserve">geometric interpretation of the most widely used distance-based </w:t>
+        <w:t xml:space="preserve"> behind EM but also the geometric interpretation of the most widely used distance-based </w:t>
       </w:r>
       <w:r>
         <w:t>clustering</w:t>
@@ -2930,18 +3171,6 @@
       <w:r>
         <w:t xml:space="preserve"> algorithm: K-means. </w:t>
       </w:r>
-    </w:p>
-    <w:p>
-      <w:pPr>
-        <w:pStyle w:val="Heading3"/>
-        <w:rPr>
-          <w:rFonts w:ascii="Cambria" w:hAnsi="Cambria"/>
-          <w:b w:val="0"/>
-          <w:bCs w:val="0"/>
-        </w:rPr>
-      </w:pPr>
-      <w:bookmarkStart w:id="9" w:name="OLE_LINK17"/>
-      <w:bookmarkStart w:id="10" w:name="OLE_LINK18"/>
     </w:p>
     <w:p>
       <w:pPr>
@@ -2952,9 +3181,8 @@
           <w:bCs/>
         </w:rPr>
       </w:pPr>
-      <w:r>
-        <w:br w:type="page"/>
-      </w:r>
+      <w:bookmarkStart w:id="9" w:name="OLE_LINK17"/>
+      <w:bookmarkStart w:id="10" w:name="OLE_LINK18"/>
     </w:p>
     <w:tbl>
       <w:tblPr>
@@ -3087,7 +3315,21 @@
                 <w:sz w:val="16"/>
                 <w:szCs w:val="16"/>
               </w:rPr>
-              <w:t>Of the four points A, B, C and D, it appears that A and B belong to the same cluster, whereas B and D both belong to the other cluster.</w:t>
+              <w:t>Of the four points A, B, C</w:t>
+            </w:r>
+            <w:r>
+              <w:rPr>
+                <w:sz w:val="16"/>
+                <w:szCs w:val="16"/>
+              </w:rPr>
+              <w:t>,</w:t>
+            </w:r>
+            <w:r>
+              <w:rPr>
+                <w:sz w:val="16"/>
+                <w:szCs w:val="16"/>
+              </w:rPr>
+              <w:t xml:space="preserve"> and D, it appears that A and B belong to the same cluster, whereas B and D both belong to the other cluster.</w:t>
             </w:r>
             <w:r>
               <w:rPr>
@@ -3129,7 +3371,21 @@
                 <w:sz w:val="16"/>
                 <w:szCs w:val="16"/>
               </w:rPr>
-              <w:t xml:space="preserve"> pairs of points inform us that A is closer to A</w:t>
+              <w:t xml:space="preserve"> pairs of points </w:t>
+            </w:r>
+            <w:r>
+              <w:rPr>
+                <w:sz w:val="16"/>
+                <w:szCs w:val="16"/>
+              </w:rPr>
+              <w:t>informs</w:t>
+            </w:r>
+            <w:r>
+              <w:rPr>
+                <w:sz w:val="16"/>
+                <w:szCs w:val="16"/>
+              </w:rPr>
+              <w:t xml:space="preserve"> us that A is closer to A</w:t>
             </w:r>
           </w:p>
         </w:tc>
@@ -3237,7 +3493,10 @@
         <w:t xml:space="preserve"> </w:t>
       </w:r>
       <w:r>
-        <w:t xml:space="preserve">AS </w:t>
+        <w:t>As</w:t>
+      </w:r>
+      <w:r>
+        <w:t xml:space="preserve"> </w:t>
       </w:r>
       <w:r>
         <w:t>discussed</w:t>
@@ -3261,7 +3520,7 @@
         <w:rPr>
           <w:color w:val="000000" w:themeColor="text1"/>
         </w:rPr>
-        <w:t xml:space="preserve">We further typically assume, or at least have a hard not imagining that a cluster of points is </w:t>
+        <w:t xml:space="preserve">We further typically assume or at least have a hard not imagining that a cluster of points is </w:t>
       </w:r>
       <w:r>
         <w:rPr>
@@ -3412,7 +3671,7 @@
         <w:rPr>
           <w:color w:val="000000" w:themeColor="text1"/>
         </w:rPr>
-        <w:t xml:space="preserve">For an algorithm, lacking this skill, things are far more </w:t>
+        <w:t xml:space="preserve">For an algorithm lacking this skill, things are far more </w:t>
       </w:r>
       <w:r>
         <w:rPr>
@@ -3436,7 +3695,19 @@
         <w:rPr>
           <w:color w:val="000000" w:themeColor="text1"/>
         </w:rPr>
-        <w:t xml:space="preserve">For example, take points A, B, C and D. To you, hopefully, A and B are part </w:t>
+        <w:t>For example, take points A, B, C</w:t>
+      </w:r>
+      <w:r>
+        <w:rPr>
+          <w:color w:val="000000" w:themeColor="text1"/>
+        </w:rPr>
+        <w:t>,</w:t>
+      </w:r>
+      <w:r>
+        <w:rPr>
+          <w:color w:val="000000" w:themeColor="text1"/>
+        </w:rPr>
+        <w:t xml:space="preserve"> and D. To you, hopefully, A and B are part </w:t>
       </w:r>
       <w:r>
         <w:rPr>
@@ -3576,13 +3847,31 @@
         <w:t>didn't</w:t>
       </w:r>
       <w:r>
-        <w:t xml:space="preserve"> quite understand that a disease can be infectious and that it usually spreads through some form of transmission (it appears that even after 2 </w:t>
+        <w:t xml:space="preserve"> quite understand that a disease can be </w:t>
+      </w:r>
+      <w:r>
+        <w:t>contagious</w:t>
+      </w:r>
+      <w:r>
+        <w:t xml:space="preserve"> and that it usually spreads through some form of transmission (it appears that even after </w:t>
+      </w:r>
+      <w:r>
+        <w:t>two</w:t>
+      </w:r>
+      <w:r>
+        <w:t xml:space="preserve"> </w:t>
       </w:r>
       <w:r>
         <w:t>years</w:t>
       </w:r>
       <w:r>
-        <w:t xml:space="preserve"> of pandemic, some still do not subscribe to this </w:t>
+        <w:t xml:space="preserve"> of </w:t>
+      </w:r>
+      <w:r>
+        <w:t xml:space="preserve">the </w:t>
+      </w:r>
+      <w:r>
+        <w:t xml:space="preserve">pandemic, some still do not subscribe to this </w:t>
       </w:r>
       <w:r>
         <w:t>well-established</w:t>
@@ -3594,13 +3883,25 @@
         <w:t xml:space="preserve"> </w:t>
       </w:r>
       <w:r>
-        <w:t>Cue John Snow, not the wall defending hero from Game of Thrones</w:t>
+        <w:t xml:space="preserve">Cue John Snow, not the </w:t>
+      </w:r>
+      <w:r>
+        <w:t>wall-defending</w:t>
+      </w:r>
+      <w:r>
+        <w:t xml:space="preserve"> hero from Game of Thrones</w:t>
       </w:r>
       <w:r>
         <w:t xml:space="preserve">, </w:t>
       </w:r>
       <w:r>
-        <w:t>but instead an obstetrician living in mid 19th century London.</w:t>
+        <w:t xml:space="preserve">but instead an obstetrician living in </w:t>
+      </w:r>
+      <w:r>
+        <w:t>mid-19th</w:t>
+      </w:r>
+      <w:r>
+        <w:t xml:space="preserve"> century London.</w:t>
       </w:r>
       <w:r>
         <w:t xml:space="preserve"> </w:t>
@@ -3627,7 +3928,13 @@
         <w:t xml:space="preserve"> quite frequently in his city, contrary to the established idea that </w:t>
       </w:r>
       <w:r>
-        <w:t>'bad' vapors or smells caused cholera and similar diseases</w:t>
+        <w:t xml:space="preserve">'bad' vapors or smells caused </w:t>
+      </w:r>
+      <w:r>
+        <w:t>cholera</w:t>
+      </w:r>
+      <w:r>
+        <w:t xml:space="preserve"> and similar diseases</w:t>
       </w:r>
       <w:r>
         <w:t>.</w:t>
@@ -3642,7 +3949,7 @@
         <w:t>viral or bacterial disease</w:t>
       </w:r>
       <w:r>
-        <w:t xml:space="preserve">, because germ theory </w:t>
+        <w:t xml:space="preserve"> because germ theory </w:t>
       </w:r>
       <w:r>
         <w:t>hadn't</w:t>
@@ -3664,47 +3971,12 @@
       </w:r>
       <w:r>
         <w:t xml:space="preserve"> he based his theory purely on his </w:t>
-      </w:r>
-      <w:r>
-        <w:t>observations</w:t>
-      </w:r>
-      <w:r>
-        <w:t xml:space="preserve"> during </w:t>
-      </w:r>
-      <w:r>
-        <w:t>an</w:t>
-      </w:r>
-      <w:r>
-        <w:t xml:space="preserve"> 1853 outbreak of cholera that kills hundreds of people.</w:t>
-      </w:r>
-      <w:r>
-        <w:t xml:space="preserve"> </w:t>
-      </w:r>
-      <w:r>
-        <w:t xml:space="preserve">By </w:t>
-      </w:r>
-      <w:r>
-        <w:t>interviewing</w:t>
-      </w:r>
-      <w:r>
-        <w:t xml:space="preserve"> </w:t>
-      </w:r>
-      <w:r>
-        <w:t>residents</w:t>
-      </w:r>
-      <w:r>
-        <w:t xml:space="preserve"> and hospital staff in the </w:t>
-      </w:r>
-      <w:r>
-        <w:t>neighborhood</w:t>
-      </w:r>
-      <w:r>
-        <w:t xml:space="preserve">, he was able to </w:t>
       </w:r>
     </w:p>
     <w:tbl>
       <w:tblPr>
         <w:tblStyle w:val="TableGrid"/>
+        <w:tblpPr w:leftFromText="180" w:rightFromText="180" w:vertAnchor="text" w:horzAnchor="margin" w:tblpY="60"/>
         <w:tblW w:w="0" w:type="auto"/>
         <w:tblBorders>
           <w:top w:val="none" w:sz="0" w:space="0" w:color="auto"/>
@@ -3724,7 +3996,7 @@
       <w:tr>
         <w:tc>
           <w:tcPr>
-            <w:tcW w:w="3116" w:type="dxa"/>
+            <w:tcW w:w="1592" w:type="dxa"/>
           </w:tcPr>
           <w:p>
             <w:pPr>
@@ -3737,7 +4009,7 @@
         </w:tc>
         <w:tc>
           <w:tcPr>
-            <w:tcW w:w="3117" w:type="dxa"/>
+            <w:tcW w:w="6176" w:type="dxa"/>
           </w:tcPr>
           <w:p>
             <w:pPr>
@@ -3748,7 +4020,7 @@
                 <w:noProof/>
               </w:rPr>
               <w:drawing>
-                <wp:inline distT="0" distB="0" distL="0" distR="0" wp14:anchorId="3A7AB8C7" wp14:editId="110F8E7A">
+                <wp:inline distT="0" distB="0" distL="0" distR="0" wp14:anchorId="09AEFB1A" wp14:editId="18E3D3B1">
                   <wp:extent cx="3780693" cy="2674760"/>
                   <wp:effectExtent l="0" t="0" r="4445" b="5080"/>
                   <wp:docPr id="21" name="Picture 21" descr="Diagram&#10;&#10;Description automatically generated"/>
@@ -3793,7 +4065,7 @@
         </w:tc>
         <w:tc>
           <w:tcPr>
-            <w:tcW w:w="3117" w:type="dxa"/>
+            <w:tcW w:w="1592" w:type="dxa"/>
           </w:tcPr>
           <w:p>
             <w:pPr>
@@ -3805,7 +4077,7 @@
       <w:tr>
         <w:tc>
           <w:tcPr>
-            <w:tcW w:w="3116" w:type="dxa"/>
+            <w:tcW w:w="1592" w:type="dxa"/>
           </w:tcPr>
           <w:p>
             <w:pPr>
@@ -3816,7 +4088,7 @@
         </w:tc>
         <w:tc>
           <w:tcPr>
-            <w:tcW w:w="3117" w:type="dxa"/>
+            <w:tcW w:w="6176" w:type="dxa"/>
           </w:tcPr>
           <w:p>
             <w:pPr>
@@ -3848,35 +4120,28 @@
                 <w:sz w:val="16"/>
                 <w:szCs w:val="16"/>
               </w:rPr>
-              <w:t xml:space="preserve"> - A map based on the research by Dr. Snow, with each dot representing an individual showing </w:t>
-            </w:r>
-            <w:r>
-              <w:rPr>
-                <w:sz w:val="16"/>
-                <w:szCs w:val="16"/>
-              </w:rPr>
-              <w:t>symptoms</w:t>
-            </w:r>
-            <w:r>
-              <w:rPr>
-                <w:sz w:val="16"/>
-                <w:szCs w:val="16"/>
-              </w:rPr>
-              <w:t xml:space="preserve"> of Cholera.</w:t>
-            </w:r>
-            <w:r>
-              <w:rPr>
-                <w:sz w:val="16"/>
-                <w:szCs w:val="16"/>
-              </w:rPr>
-              <w:t xml:space="preserve"> </w:t>
-            </w:r>
-            <w:r>
-              <w:rPr>
-                <w:sz w:val="16"/>
-                <w:szCs w:val="16"/>
-              </w:rPr>
-              <w:t>Snow argued that the culprit in</w:t>
+              <w:t xml:space="preserve"> - A map based on the research by Dr. Snow, with each dot representing an individual showing symptoms of </w:t>
+            </w:r>
+            <w:r>
+              <w:rPr>
+                <w:sz w:val="16"/>
+                <w:szCs w:val="16"/>
+              </w:rPr>
+              <w:t>cholera</w:t>
+            </w:r>
+            <w:r>
+              <w:rPr>
+                <w:sz w:val="16"/>
+                <w:szCs w:val="16"/>
+              </w:rPr>
+              <w:t>.</w:t>
+            </w:r>
+            <w:r>
+              <w:rPr>
+                <w:sz w:val="16"/>
+                <w:szCs w:val="16"/>
+              </w:rPr>
+              <w:t xml:space="preserve"> Snow argued that the culprit in</w:t>
             </w:r>
             <w:r>
               <w:rPr>
@@ -3897,21 +4162,7 @@
                 <w:sz w:val="16"/>
                 <w:szCs w:val="16"/>
               </w:rPr>
-              <w:t xml:space="preserve"> the </w:t>
-            </w:r>
-            <w:r>
-              <w:rPr>
-                <w:sz w:val="16"/>
-                <w:szCs w:val="16"/>
-              </w:rPr>
-              <w:t>water pump</w:t>
-            </w:r>
-            <w:r>
-              <w:rPr>
-                <w:sz w:val="16"/>
-                <w:szCs w:val="16"/>
-              </w:rPr>
-              <w:t xml:space="preserve"> at Broad Street.</w:t>
+              <w:t xml:space="preserve"> the water pump at Broad Street.</w:t>
             </w:r>
             <w:r>
               <w:rPr>
@@ -3959,7 +4210,7 @@
         </w:tc>
         <w:tc>
           <w:tcPr>
-            <w:tcW w:w="3117" w:type="dxa"/>
+            <w:tcW w:w="1592" w:type="dxa"/>
           </w:tcPr>
           <w:p>
             <w:pPr>
@@ -3976,7 +4227,46 @@
     <w:p/>
     <w:p>
       <w:r>
-        <w:t>create a map of the known cases.</w:t>
+        <w:t>observations</w:t>
+      </w:r>
+      <w:r>
+        <w:t xml:space="preserve"> during </w:t>
+      </w:r>
+      <w:r>
+        <w:t>an</w:t>
+      </w:r>
+      <w:r>
+        <w:t xml:space="preserve"> 1853 outbreak of </w:t>
+      </w:r>
+      <w:r>
+        <w:t>cholera</w:t>
+      </w:r>
+      <w:r>
+        <w:t xml:space="preserve"> that kills hundreds of people.</w:t>
+      </w:r>
+      <w:r>
+        <w:t xml:space="preserve"> </w:t>
+      </w:r>
+      <w:r>
+        <w:t xml:space="preserve">By </w:t>
+      </w:r>
+      <w:r>
+        <w:t>interviewing</w:t>
+      </w:r>
+      <w:r>
+        <w:t xml:space="preserve"> </w:t>
+      </w:r>
+      <w:r>
+        <w:t>residents</w:t>
+      </w:r>
+      <w:r>
+        <w:t xml:space="preserve"> and hospital staff in the </w:t>
+      </w:r>
+      <w:r>
+        <w:t>neighborhood</w:t>
+      </w:r>
+      <w:r>
+        <w:t>, he was able to create a map of the known cases.</w:t>
       </w:r>
       <w:r>
         <w:t xml:space="preserve"> </w:t>
@@ -4036,6 +4326,9 @@
         <w:t>contamination</w:t>
       </w:r>
       <w:r>
+        <w:t>,</w:t>
+      </w:r>
+      <w:r>
         <w:t xml:space="preserve"> and transmission, more research by those </w:t>
       </w:r>
       <w:r>
@@ -4072,15 +4365,28 @@
         <w:t xml:space="preserve"> </w:t>
       </w:r>
       <w:r>
-        <w:t>In medieval times, the plague decimating the European continent, was moving much slower, gradually moving outward from its initial starting point.</w:t>
-      </w:r>
-      <w:r>
-        <w:t xml:space="preserve"> </w:t>
-      </w:r>
-      <w:r>
-        <w:t xml:space="preserve">It could take week, months or even years before the plague had reached all the </w:t>
-      </w:r>
-      <w:r>
+        <w:t>In medieval times, the plague decimating the European continent was moving much slower, gradually moving outward from its initial starting point.</w:t>
+      </w:r>
+      <w:r>
+        <w:t xml:space="preserve"> </w:t>
+      </w:r>
+      <w:r>
+        <w:t xml:space="preserve">It could take </w:t>
+      </w:r>
+      <w:r>
+        <w:t>weeks</w:t>
+      </w:r>
+      <w:r>
+        <w:t>, months</w:t>
+      </w:r>
+      <w:r>
+        <w:t>,</w:t>
+      </w:r>
+      <w:r>
+        <w:t xml:space="preserve"> or even years before the plague had reached all the </w:t>
+      </w:r>
+      <w:r>
+        <w:lastRenderedPageBreak/>
         <w:t>farthest</w:t>
       </w:r>
       <w:r>
@@ -4093,11 +4399,13 @@
         <w:t>.</w:t>
       </w:r>
       <w:r>
-        <w:t xml:space="preserve"> In our modern world, with air travel and other fast means of transportation, geography appears to be less important in </w:t>
-      </w:r>
-      <w:r>
-        <w:lastRenderedPageBreak/>
-        <w:t>the spread of an infectious disease, allowing Covid to spread so rapidly throughout entire world.</w:t>
+        <w:t xml:space="preserve"> In our modern world, with air travel and other fast means of transportation, geography appears to be less important in the spread of infectious disease, allowing Covid to spread so rapidly throughout </w:t>
+      </w:r>
+      <w:r>
+        <w:t xml:space="preserve">the </w:t>
+      </w:r>
+      <w:r>
+        <w:t>entire world.</w:t>
       </w:r>
     </w:p>
     <w:p/>
@@ -4129,7 +4437,19 @@
         <w:rPr>
           <w:rFonts w:ascii="Cambria" w:hAnsi="Cambria"/>
         </w:rPr>
-        <w:t>[Short Step by Step Walkthrough of K-means]</w:t>
+        <w:t xml:space="preserve">[Short </w:t>
+      </w:r>
+      <w:r>
+        <w:rPr>
+          <w:rFonts w:ascii="Cambria" w:hAnsi="Cambria"/>
+        </w:rPr>
+        <w:t>Step-by-Step</w:t>
+      </w:r>
+      <w:r>
+        <w:rPr>
+          <w:rFonts w:ascii="Cambria" w:hAnsi="Cambria"/>
+        </w:rPr>
+        <w:t xml:space="preserve"> Walkthrough of K-means]</w:t>
       </w:r>
     </w:p>
     <w:p>
@@ -4380,13 +4700,23 @@
         <w:t xml:space="preserve"> </w:t>
       </w:r>
       <w:r>
-        <w:t>However, it is possible that at least for some subset of our data does have labels.</w:t>
-      </w:r>
-      <w:r>
-        <w:t xml:space="preserve"> </w:t>
-      </w:r>
-      <w:r>
-        <w:t xml:space="preserve">In these cases, quite a few metrics of clustering can </w:t>
+        <w:t xml:space="preserve">However, it is possible that at least some subset of our data </w:t>
+      </w:r>
+      <w:r>
+        <w:t>do</w:t>
+      </w:r>
+      <w:r>
+        <w:t xml:space="preserve"> have labels.</w:t>
+      </w:r>
+      <w:r>
+        <w:t xml:space="preserve"> </w:t>
+      </w:r>
+      <w:r>
+        <w:t xml:space="preserve">In </w:t>
+      </w:r>
+      <w:r>
+        <w:lastRenderedPageBreak/>
+        <w:t xml:space="preserve">these cases, quite a few metrics of clustering can </w:t>
       </w:r>
       <w:r>
         <w:t>compute</w:t>
@@ -4404,11 +4734,7 @@
         <w:t>homogeneity,</w:t>
       </w:r>
       <w:r>
-        <w:t xml:space="preserve"> and the Rand Index are a few examples </w:t>
-      </w:r>
-      <w:r>
-        <w:lastRenderedPageBreak/>
-        <w:t>that give us some insight into the amount of clustering in our data.</w:t>
+        <w:t xml:space="preserve"> and the Rand Index are a few examples that give us some insight into the amount of clustering in our data.</w:t>
       </w:r>
       <w:r>
         <w:t xml:space="preserve"> </w:t>
@@ -4441,7 +4767,13 @@
         <w:t>can't</w:t>
       </w:r>
       <w:r>
-        <w:t xml:space="preserve"> rely on accuracy to inform us how well our clustering algorithm or neural network did, compared to other algorithms, the same algorithm with different parameters, or the same algorithm with a different data set.</w:t>
+        <w:t xml:space="preserve"> rely on accuracy to inform us how well our clustering algorithm or neural network </w:t>
+      </w:r>
+      <w:r>
+        <w:t xml:space="preserve">performed </w:t>
+      </w:r>
+      <w:r>
+        <w:t>compared to other algorithms, the same algorithm with different parameters, or the same algorithm with a different data set.</w:t>
       </w:r>
       <w:r>
         <w:t xml:space="preserve"> </w:t>
@@ -4530,13 +4862,28 @@
     <w:bookmarkEnd w:id="26"/>
     <w:p>
       <w:r>
-        <w:t>In some, but not all clustering methods, we will need to specify how many clusters we expect to find in the data.</w:t>
-      </w:r>
-      <w:r>
-        <w:t xml:space="preserve"> </w:t>
-      </w:r>
-      <w:r>
-        <w:t xml:space="preserve">our approach is unsupervised, it is very likely we </w:t>
+        <w:t>In some, but not all</w:t>
+      </w:r>
+      <w:r>
+        <w:t>,</w:t>
+      </w:r>
+      <w:r>
+        <w:t xml:space="preserve"> clustering methods, we will need to specify how many clusters we expect to find in the data.</w:t>
+      </w:r>
+      <w:r>
+        <w:t xml:space="preserve"> </w:t>
+      </w:r>
+      <w:r>
+        <w:t>Our</w:t>
+      </w:r>
+      <w:r>
+        <w:t xml:space="preserve"> approach is unsupervised</w:t>
+      </w:r>
+      <w:r>
+        <w:t>, and it</w:t>
+      </w:r>
+      <w:r>
+        <w:t xml:space="preserve"> is very likely we </w:t>
       </w:r>
       <w:r>
         <w:t>don't</w:t>
@@ -4560,7 +4907,11 @@
         <w:t xml:space="preserve"> </w:t>
       </w:r>
       <w:r>
-        <w:t xml:space="preserve">Turns out there is an objective measure </w:t>
+        <w:t xml:space="preserve">Turns out there is an </w:t>
+      </w:r>
+      <w:r>
+        <w:lastRenderedPageBreak/>
+        <w:t xml:space="preserve">objective measure </w:t>
       </w:r>
       <w:r>
         <w:t>of performance</w:t>
@@ -4582,11 +4933,7 @@
         <w:t>K</w:t>
       </w:r>
       <w:r>
-        <w:t xml:space="preserve"> number of clusters and </w:t>
-      </w:r>
-      <w:r>
-        <w:lastRenderedPageBreak/>
-        <w:t xml:space="preserve">initial random starting values for the means of these </w:t>
+        <w:t xml:space="preserve"> number of clusters and initial random starting values for the means of these </w:t>
       </w:r>
       <w:r>
         <w:rPr>
@@ -4608,7 +4955,13 @@
         <w:t>like</w:t>
       </w:r>
       <w:r>
-        <w:t xml:space="preserve"> the cost functions we used in earlier chapter to perform linear and logistic regression and classification, cost in clustering (K-means for now) capture the difference between our solution after convergence and how well, in theory, we could have done.</w:t>
+        <w:t xml:space="preserve"> the cost functions we used in </w:t>
+      </w:r>
+      <w:r>
+        <w:t xml:space="preserve">an </w:t>
+      </w:r>
+      <w:r>
+        <w:t>earlier chapter to perform linear and logistic regression and classification, cost in clustering (K-means for now) capture the difference between our solution after convergence and how well, in theory, we could have done.</w:t>
       </w:r>
       <w:r>
         <w:t xml:space="preserve"> </w:t>
@@ -4712,7 +5065,7 @@
         <w:t>arbitrary and</w:t>
       </w:r>
       <w:r>
-        <w:t xml:space="preserve"> depends on 1) where we ended up putting the clusters, how many points we had in our data, and the range of values on each </w:t>
+        <w:t xml:space="preserve"> depends on 1) where we ended up putting the clusters, how many points we had in our data and the range of values on each </w:t>
       </w:r>
       <w:r>
         <w:t xml:space="preserve">dimension </w:t>
@@ -4875,7 +5228,6 @@
     </w:p>
     <w:p>
       <w:r>
-        <w:lastRenderedPageBreak/>
         <w:t>For cost to be relevant, we will have to look at relative difference between the compute cost between different scenarios.</w:t>
       </w:r>
       <w:r>
@@ -4962,7 +5314,13 @@
         <w:t xml:space="preserve"> </w:t>
       </w:r>
       <w:r>
-        <w:t xml:space="preserve">But as luck would have it, the same relationship we observe between cost and clustering is found for instances where do not vary the distance between points and the centroids, but also when </w:t>
+        <w:t xml:space="preserve">But as luck would have it, the </w:t>
+      </w:r>
+      <w:r>
+        <w:t>exact</w:t>
+      </w:r>
+      <w:r>
+        <w:t xml:space="preserve"> relationship we observe between cost and clustering is found for instances where do not vary the distance between points and the centroids, but also when </w:t>
       </w:r>
       <w:r>
         <w:t>w</w:t>
@@ -5004,7 +5362,13 @@
       <w:bookmarkStart w:id="34" w:name="OLE_LINK42"/>
       <w:bookmarkStart w:id="35" w:name="OLE_LINK47"/>
       <w:r>
-        <w:t>17.16- Limitations o</w:t>
+        <w:t>17.16</w:t>
+      </w:r>
+      <w:r>
+        <w:t xml:space="preserve"> </w:t>
+      </w:r>
+      <w:r>
+        <w:t>- Limitations o</w:t>
       </w:r>
       <w:r>
         <w:t>f</w:t>
@@ -5012,15 +5376,236 @@
       <w:r>
         <w:t xml:space="preserve"> Distance Based Clustering Methods</w:t>
       </w:r>
+      <w:bookmarkEnd w:id="33"/>
+      <w:bookmarkEnd w:id="34"/>
+      <w:bookmarkEnd w:id="35"/>
     </w:p>
-    <w:bookmarkEnd w:id="33"/>
-    <w:bookmarkEnd w:id="34"/>
-    <w:bookmarkEnd w:id="35"/>
     <w:p>
       <w:pPr>
-        <w:pStyle w:val="Heading3"/>
+        <w:rPr>
+          <w:rFonts w:ascii="Cambria" w:hAnsi="Cambria"/>
+        </w:rPr>
+      </w:pPr>
+      <w:r>
+        <w:lastRenderedPageBreak/>
+        <w:t>As we have already discussed, a</w:t>
+      </w:r>
+      <w:r>
+        <w:t xml:space="preserve"> </w:t>
+      </w:r>
+      <w:r>
+        <w:t>distance-based</w:t>
+      </w:r>
+      <w:r>
+        <w:t xml:space="preserve"> clustering method</w:t>
+      </w:r>
+      <w:r>
+        <w:t xml:space="preserve"> depends on its distance metric providing a suitable measure of which points go together and which points do not. When the space formed by the variables </w:t>
+      </w:r>
+      <w:r>
+        <w:rPr>
+          <w:rFonts w:ascii="Cambria" w:hAnsi="Cambria"/>
+        </w:rPr>
+        <w:t xml:space="preserve">(dimensions) or our data are not </w:t>
+      </w:r>
+      <w:proofErr w:type="spellStart"/>
+      <w:r>
+        <w:rPr>
+          <w:rFonts w:ascii="Cambria" w:hAnsi="Cambria"/>
+        </w:rPr>
+        <w:t>indepedent</w:t>
+      </w:r>
+      <w:proofErr w:type="spellEnd"/>
+      <w:r>
+        <w:rPr>
+          <w:rFonts w:ascii="Cambria" w:hAnsi="Cambria"/>
+        </w:rPr>
+        <w:t xml:space="preserve"> but instead covary substantially, </w:t>
+      </w:r>
+      <w:proofErr w:type="spellStart"/>
+      <w:r>
+        <w:rPr>
+          <w:rFonts w:ascii="Cambria" w:hAnsi="Cambria"/>
+        </w:rPr>
+        <w:t>euclidean</w:t>
+      </w:r>
+      <w:proofErr w:type="spellEnd"/>
+      <w:r>
+        <w:rPr>
+          <w:rFonts w:ascii="Cambria" w:hAnsi="Cambria"/>
+        </w:rPr>
+        <w:t xml:space="preserve"> distances between points become misleading and do not align with the natural grouping we nevertheless can easily observe in some cases, as have already seen in Figure 17.5. In Figure 17.x </w:t>
+      </w:r>
+    </w:p>
+    <w:p>
+      <w:pPr>
+        <w:rPr>
+          <w:rFonts w:ascii="Cambria" w:hAnsi="Cambria"/>
+        </w:rPr>
       </w:pPr>
     </w:p>
+    <w:p>
+      <w:pPr>
+        <w:rPr>
+          <w:rFonts w:ascii="Cambria" w:hAnsi="Cambria"/>
+        </w:rPr>
+      </w:pPr>
+      <w:r>
+        <w:rPr>
+          <w:rFonts w:ascii="Cambria" w:hAnsi="Cambria"/>
+        </w:rPr>
+        <w:t xml:space="preserve">Most implementations of K-means will use </w:t>
+      </w:r>
+      <w:proofErr w:type="spellStart"/>
+      <w:r>
+        <w:rPr>
+          <w:rFonts w:ascii="Cambria" w:hAnsi="Cambria"/>
+        </w:rPr>
+        <w:t>euclidean</w:t>
+      </w:r>
+      <w:proofErr w:type="spellEnd"/>
+      <w:r>
+        <w:rPr>
+          <w:rFonts w:ascii="Cambria" w:hAnsi="Cambria"/>
+        </w:rPr>
+        <w:t xml:space="preserve"> distance as the core metric, although in principle we could use other distance metrics that do </w:t>
+      </w:r>
+      <w:proofErr w:type="gramStart"/>
+      <w:r>
+        <w:rPr>
+          <w:rFonts w:ascii="Cambria" w:hAnsi="Cambria"/>
+        </w:rPr>
+        <w:t>take into account</w:t>
+      </w:r>
+      <w:proofErr w:type="gramEnd"/>
+      <w:r>
+        <w:rPr>
+          <w:rFonts w:ascii="Cambria" w:hAnsi="Cambria"/>
+        </w:rPr>
+        <w:t xml:space="preserve"> covariance, such as the </w:t>
+      </w:r>
+      <w:proofErr w:type="spellStart"/>
+      <w:r>
+        <w:rPr>
+          <w:rFonts w:ascii="Cambria" w:hAnsi="Cambria"/>
+        </w:rPr>
+        <w:t>mahalanobis</w:t>
+      </w:r>
+      <w:proofErr w:type="spellEnd"/>
+      <w:r>
+        <w:rPr>
+          <w:rFonts w:ascii="Cambria" w:hAnsi="Cambria"/>
+        </w:rPr>
+        <w:t xml:space="preserve"> distance. Alternatively, we can turn to </w:t>
+      </w:r>
+      <w:proofErr w:type="gramStart"/>
+      <w:r>
+        <w:rPr>
+          <w:rFonts w:ascii="Cambria" w:hAnsi="Cambria"/>
+        </w:rPr>
+        <w:t>distribution based</w:t>
+      </w:r>
+      <w:proofErr w:type="gramEnd"/>
+      <w:r>
+        <w:rPr>
+          <w:rFonts w:ascii="Cambria" w:hAnsi="Cambria"/>
+        </w:rPr>
+        <w:t xml:space="preserve"> algorithms, such as gaussian mixture models. Rather than </w:t>
+      </w:r>
+      <w:proofErr w:type="spellStart"/>
+      <w:r>
+        <w:rPr>
+          <w:rFonts w:ascii="Cambria" w:hAnsi="Cambria"/>
+        </w:rPr>
+        <w:t>considereingg</w:t>
+      </w:r>
+      <w:proofErr w:type="spellEnd"/>
+      <w:r>
+        <w:rPr>
+          <w:rFonts w:ascii="Cambria" w:hAnsi="Cambria"/>
+        </w:rPr>
+        <w:t xml:space="preserve"> the relative distance between points as a way to group them, </w:t>
+      </w:r>
+      <w:proofErr w:type="spellStart"/>
+      <w:r>
+        <w:rPr>
+          <w:rFonts w:ascii="Cambria" w:hAnsi="Cambria"/>
+        </w:rPr>
+        <w:t>distribtuon</w:t>
+      </w:r>
+      <w:proofErr w:type="spellEnd"/>
+      <w:r>
+        <w:rPr>
+          <w:rFonts w:ascii="Cambria" w:hAnsi="Cambria"/>
+        </w:rPr>
+        <w:t xml:space="preserve"> based algorithms assume the data is generated by a set of n distributions, resulting in n clusters. By estimating the </w:t>
+      </w:r>
+      <w:proofErr w:type="spellStart"/>
+      <w:r>
+        <w:rPr>
+          <w:rFonts w:ascii="Cambria" w:hAnsi="Cambria"/>
+        </w:rPr>
+        <w:t>paramaters</w:t>
+      </w:r>
+      <w:proofErr w:type="spellEnd"/>
+      <w:r>
+        <w:rPr>
+          <w:rFonts w:ascii="Cambria" w:hAnsi="Cambria"/>
+        </w:rPr>
+        <w:t xml:space="preserve"> that describe these distribution we can compute the likelihood that any point in our data was generated by any of these distributions. Although there are many distributions to choose from, the most commonly used is a multivariate normal or gaussian distribution, </w:t>
+      </w:r>
+      <w:proofErr w:type="spellStart"/>
+      <w:r>
+        <w:rPr>
+          <w:rFonts w:ascii="Cambria" w:hAnsi="Cambria"/>
+        </w:rPr>
+        <w:t>paramterized</w:t>
+      </w:r>
+      <w:proofErr w:type="spellEnd"/>
+      <w:r>
+        <w:rPr>
+          <w:rFonts w:ascii="Cambria" w:hAnsi="Cambria"/>
+        </w:rPr>
+        <w:t xml:space="preserve"> by a vector of means and a square covariance matrix, in which case we refer to the clustering method as a gaussian mixture model. Estimating the </w:t>
+      </w:r>
+      <w:proofErr w:type="spellStart"/>
+      <w:r>
+        <w:rPr>
+          <w:rFonts w:ascii="Cambria" w:hAnsi="Cambria"/>
+        </w:rPr>
+        <w:t>paramters</w:t>
+      </w:r>
+      <w:proofErr w:type="spellEnd"/>
+      <w:r>
+        <w:rPr>
+          <w:rFonts w:ascii="Cambria" w:hAnsi="Cambria"/>
+        </w:rPr>
+        <w:t xml:space="preserve"> on the distribution can be done iteratively </w:t>
+      </w:r>
+      <w:proofErr w:type="spellStart"/>
+      <w:r>
+        <w:rPr>
+          <w:rFonts w:ascii="Cambria" w:hAnsi="Cambria"/>
+        </w:rPr>
+        <w:t>usin</w:t>
+      </w:r>
+      <w:proofErr w:type="spellEnd"/>
+      <w:r>
+        <w:rPr>
+          <w:rFonts w:ascii="Cambria" w:hAnsi="Cambria"/>
+        </w:rPr>
+        <w:t xml:space="preserve"> the same EM approach we used for K-means, the only difference being that we </w:t>
+      </w:r>
+      <w:proofErr w:type="spellStart"/>
+      <w:r>
+        <w:rPr>
+          <w:rFonts w:ascii="Cambria" w:hAnsi="Cambria"/>
+        </w:rPr>
+        <w:t>wi</w:t>
+      </w:r>
+      <w:proofErr w:type="spellEnd"/>
+    </w:p>
+    <w:p/>
     <w:p>
       <w:pPr>
         <w:pStyle w:val="Heading3"/>
@@ -5108,10 +5693,306 @@
     <w:p>
       <w:pPr>
         <w:pStyle w:val="Heading3"/>
+        <w:rPr>
+          <w:rFonts w:ascii="Cambria" w:hAnsi="Cambria"/>
+          <w:b w:val="0"/>
+          <w:bCs w:val="0"/>
+        </w:rPr>
       </w:pPr>
       <w:bookmarkStart w:id="38" w:name="OLE_LINK34"/>
       <w:bookmarkStart w:id="39" w:name="OLE_LINK35"/>
+      <w:r>
+        <w:rPr>
+          <w:b w:val="0"/>
+          <w:bCs w:val="0"/>
+        </w:rPr>
+        <w:t>Although</w:t>
+      </w:r>
+      <w:r>
+        <w:rPr>
+          <w:b w:val="0"/>
+          <w:bCs w:val="0"/>
+        </w:rPr>
+        <w:t xml:space="preserve"> a </w:t>
+      </w:r>
+      <w:proofErr w:type="gramStart"/>
+      <w:r>
+        <w:rPr>
+          <w:b w:val="0"/>
+          <w:bCs w:val="0"/>
+        </w:rPr>
+        <w:t>distribution based</w:t>
+      </w:r>
+      <w:proofErr w:type="gramEnd"/>
+      <w:r>
+        <w:rPr>
+          <w:b w:val="0"/>
+          <w:bCs w:val="0"/>
+        </w:rPr>
+        <w:t xml:space="preserve"> approach such as a Gaussian Mixture Mode offered an improvement over the distance based approach implemented by K-means, it </w:t>
+      </w:r>
+      <w:r>
+        <w:rPr>
+          <w:b w:val="0"/>
+          <w:bCs w:val="0"/>
+        </w:rPr>
+        <w:lastRenderedPageBreak/>
+        <w:t xml:space="preserve">too can fail to adequately capture what appears to us as natural grouping of points. </w:t>
+      </w:r>
+      <w:r>
+        <w:rPr>
+          <w:b w:val="0"/>
+          <w:bCs w:val="0"/>
+        </w:rPr>
+        <w:t xml:space="preserve">First, both methods assume that a cluster can be </w:t>
+      </w:r>
+      <w:r>
+        <w:rPr>
+          <w:b w:val="0"/>
+          <w:bCs w:val="0"/>
+        </w:rPr>
+        <w:t>adequality</w:t>
+      </w:r>
+      <w:r>
+        <w:rPr>
+          <w:b w:val="0"/>
+          <w:bCs w:val="0"/>
+        </w:rPr>
+        <w:t xml:space="preserve"> represented by a centroid. This isn</w:t>
+      </w:r>
+      <w:r>
+        <w:rPr>
+          <w:rFonts w:ascii="Cambria" w:hAnsi="Cambria"/>
+          <w:b w:val="0"/>
+          <w:bCs w:val="0"/>
+        </w:rPr>
+        <w:t>'t necessarily always true. Clusters may have complex N-dimensional patterns and curvature, representing some interesting underlying non-linear covariance between the variables that form the axes of our data space, see Figure 17.4B. It is here</w:t>
+      </w:r>
+      <w:r>
+        <w:rPr>
+          <w:rFonts w:ascii="Cambria" w:hAnsi="Cambria"/>
+          <w:b w:val="0"/>
+          <w:bCs w:val="0"/>
+        </w:rPr>
+        <w:t xml:space="preserve"> </w:t>
+      </w:r>
+      <w:r>
+        <w:rPr>
+          <w:rFonts w:ascii="Cambria" w:hAnsi="Cambria"/>
+          <w:b w:val="0"/>
+          <w:bCs w:val="0"/>
+        </w:rPr>
+        <w:t>where</w:t>
+      </w:r>
+      <w:r>
+        <w:rPr>
+          <w:rFonts w:ascii="Cambria" w:hAnsi="Cambria"/>
+          <w:b w:val="0"/>
+          <w:bCs w:val="0"/>
+        </w:rPr>
+        <w:t xml:space="preserve"> </w:t>
+      </w:r>
+      <w:r>
+        <w:rPr>
+          <w:rFonts w:ascii="Cambria" w:hAnsi="Cambria"/>
+          <w:b w:val="0"/>
+          <w:bCs w:val="0"/>
+        </w:rPr>
+        <w:t xml:space="preserve">perhaps the word 'cluster' stops being an </w:t>
+      </w:r>
+      <w:r>
+        <w:rPr>
+          <w:rFonts w:ascii="Cambria" w:hAnsi="Cambria"/>
+          <w:b w:val="0"/>
+          <w:bCs w:val="0"/>
+        </w:rPr>
+        <w:t>adequate</w:t>
+      </w:r>
+      <w:r>
+        <w:rPr>
+          <w:rFonts w:ascii="Cambria" w:hAnsi="Cambria"/>
+          <w:b w:val="0"/>
+          <w:bCs w:val="0"/>
+        </w:rPr>
+        <w:t xml:space="preserve"> descriptor, and instead we should consider describing these </w:t>
+      </w:r>
+      <w:r>
+        <w:rPr>
+          <w:rFonts w:ascii="Cambria" w:hAnsi="Cambria"/>
+          <w:b w:val="0"/>
+          <w:bCs w:val="0"/>
+        </w:rPr>
+        <w:t xml:space="preserve">sets of interrelated points as </w:t>
+      </w:r>
+      <w:r>
+        <w:rPr>
+          <w:rFonts w:ascii="Cambria" w:hAnsi="Cambria"/>
+          <w:b w:val="0"/>
+          <w:bCs w:val="0"/>
+        </w:rPr>
+        <w:t>manifolds</w:t>
+      </w:r>
+      <w:r>
+        <w:rPr>
+          <w:rFonts w:ascii="Cambria" w:hAnsi="Cambria"/>
+          <w:b w:val="0"/>
+          <w:bCs w:val="0"/>
+        </w:rPr>
+        <w:t xml:space="preserve"> instead. They are no longer clusters </w:t>
+      </w:r>
+      <w:r>
+        <w:rPr>
+          <w:rFonts w:ascii="Cambria" w:hAnsi="Cambria"/>
+          <w:b w:val="0"/>
+          <w:bCs w:val="0"/>
+        </w:rPr>
+        <w:t>with</w:t>
+      </w:r>
+      <w:r>
+        <w:rPr>
+          <w:rFonts w:ascii="Cambria" w:hAnsi="Cambria"/>
+          <w:b w:val="0"/>
+          <w:bCs w:val="0"/>
+        </w:rPr>
+        <w:t xml:space="preserve"> </w:t>
+      </w:r>
+      <w:r>
+        <w:rPr>
+          <w:rFonts w:ascii="Cambria" w:hAnsi="Cambria"/>
+          <w:b w:val="0"/>
+          <w:bCs w:val="0"/>
+        </w:rPr>
+        <w:t xml:space="preserve">a </w:t>
+      </w:r>
+      <w:r>
+        <w:rPr>
+          <w:rFonts w:ascii="Cambria" w:hAnsi="Cambria"/>
+          <w:b w:val="0"/>
+          <w:bCs w:val="0"/>
+        </w:rPr>
+        <w:t xml:space="preserve">localized core or centroid, but </w:t>
+      </w:r>
+      <w:r>
+        <w:rPr>
+          <w:rFonts w:ascii="Cambria" w:hAnsi="Cambria"/>
+          <w:b w:val="0"/>
+          <w:bCs w:val="0"/>
+        </w:rPr>
+        <w:t>rather</w:t>
+      </w:r>
+      <w:r>
+        <w:rPr>
+          <w:rFonts w:ascii="Cambria" w:hAnsi="Cambria"/>
+          <w:b w:val="0"/>
+          <w:bCs w:val="0"/>
+        </w:rPr>
+        <w:t xml:space="preserve"> represent a subspace within our space to which our data points are confined. We will return to the topic of manifolds in two chapters, where we argue that manifolds are the overarching superclass of subspaces, and clusters, </w:t>
+      </w:r>
+      <w:r>
+        <w:rPr>
+          <w:rFonts w:ascii="Cambria" w:hAnsi="Cambria"/>
+          <w:b w:val="0"/>
+          <w:bCs w:val="0"/>
+        </w:rPr>
+        <w:t>classification</w:t>
+      </w:r>
+      <w:r>
+        <w:rPr>
+          <w:rFonts w:ascii="Cambria" w:hAnsi="Cambria"/>
+          <w:b w:val="0"/>
+          <w:bCs w:val="0"/>
+        </w:rPr>
+        <w:t xml:space="preserve">, regression methods work on </w:t>
+      </w:r>
+      <w:r>
+        <w:rPr>
+          <w:rFonts w:ascii="Cambria" w:hAnsi="Cambria"/>
+          <w:b w:val="0"/>
+          <w:bCs w:val="0"/>
+        </w:rPr>
+        <w:t>a</w:t>
+      </w:r>
+      <w:r>
+        <w:rPr>
+          <w:rFonts w:ascii="Cambria" w:hAnsi="Cambria"/>
+          <w:b w:val="0"/>
+          <w:bCs w:val="0"/>
+        </w:rPr>
+        <w:t xml:space="preserve"> juxtaposition of data point that can be described as specific types of manifolds. </w:t>
+      </w:r>
     </w:p>
+    <w:p>
+      <w:pPr>
+        <w:pStyle w:val="Heading3"/>
+        <w:rPr>
+          <w:b w:val="0"/>
+          <w:bCs w:val="0"/>
+        </w:rPr>
+      </w:pPr>
+    </w:p>
+    <w:p>
+      <w:pPr>
+        <w:pStyle w:val="Heading3"/>
+        <w:rPr>
+          <w:rFonts w:ascii="Cambria" w:hAnsi="Cambria"/>
+          <w:b w:val="0"/>
+          <w:bCs w:val="0"/>
+        </w:rPr>
+      </w:pPr>
+      <w:r>
+        <w:rPr>
+          <w:b w:val="0"/>
+          <w:bCs w:val="0"/>
+        </w:rPr>
+        <w:t>In addition, both methods will assign each and every points to a cluster, which not only always makes sense, but also leads to suboptimal results</w:t>
+      </w:r>
+      <w:r>
+        <w:rPr>
+          <w:b w:val="0"/>
+          <w:bCs w:val="0"/>
+        </w:rPr>
+        <w:t xml:space="preserve"> in the clustering it finds for points that do genuinely cluster closely together, relative to other points. Since each point contributes new estimate for cluster </w:t>
+      </w:r>
+      <w:r>
+        <w:rPr>
+          <w:b w:val="0"/>
+          <w:bCs w:val="0"/>
+        </w:rPr>
+        <w:t>centroids</w:t>
+      </w:r>
+      <w:r>
+        <w:rPr>
+          <w:b w:val="0"/>
+          <w:bCs w:val="0"/>
+        </w:rPr>
+        <w:t xml:space="preserve"> </w:t>
+      </w:r>
+      <w:r>
+        <w:rPr>
+          <w:rFonts w:ascii="Cambria" w:hAnsi="Cambria"/>
+          <w:b w:val="0"/>
+          <w:bCs w:val="0"/>
+        </w:rPr>
+        <w:t xml:space="preserve">(in the case of k-means) and the cluster mean and covariance (in the case of GMM), points that are clearly </w:t>
+      </w:r>
+      <w:r>
+        <w:rPr>
+          <w:rFonts w:ascii="Cambria" w:hAnsi="Cambria"/>
+          <w:b w:val="0"/>
+          <w:bCs w:val="0"/>
+        </w:rPr>
+        <w:t>outliers</w:t>
+      </w:r>
+      <w:r>
+        <w:rPr>
+          <w:rFonts w:ascii="Cambria" w:hAnsi="Cambria"/>
+          <w:b w:val="0"/>
+          <w:bCs w:val="0"/>
+        </w:rPr>
+        <w:t xml:space="preserve"> can have a negative effect on these estimations. </w:t>
+      </w:r>
+    </w:p>
+    <w:p/>
     <w:p>
       <w:pPr>
         <w:pStyle w:val="Heading3"/>
@@ -5204,10 +6085,6 @@
         <w:t xml:space="preserve"> - References</w:t>
       </w:r>
     </w:p>
-    <w:p/>
-    <w:p/>
-    <w:p/>
-    <w:p/>
     <w:sectPr>
       <w:pgSz w:w="12240" w:h="15840"/>
       <w:pgMar w:top="1440" w:right="1440" w:bottom="1440" w:left="1440" w:header="720" w:footer="720" w:gutter="0"/>
